--- a/testakten/kaufrecht-smartwatch-gesundheitsabo-update-hannover/06_servicebericht_technik.docx
+++ b/testakten/kaufrecht-smartwatch-gesundheitsabo-update-hannover/06_servicebericht_technik.docx
@@ -4,46 +4,883 @@
   <w:body>
     <w:p>
       <w:pPr>
-        <w:pStyle w:val="Heading1"/>
+        <w:jc w:val="center"/>
       </w:pPr>
       <w:r>
-        <w:t>Servicebericht Technik</w:t>
+        <w:rPr>
+          <w:b/>
+          <w:color w:val="23364D"/>
+          <w:sz w:val="30"/>
+        </w:rPr>
+        <w:t>ZEITPUNKT ELEKTRONIKSERVICE GMBH</w:t>
       </w:r>
     </w:p>
     <w:p>
       <w:pPr>
-        <w:pStyle w:val="Heading2"/>
+        <w:jc w:val="center"/>
       </w:pPr>
       <w:r>
-        <w:t>1. Prüfung vor Ort</w:t>
+        <w:rPr>
+          <w:sz w:val="18"/>
+        </w:rPr>
+        <w:t>Werkstatt für mobile Elektronik und medizinische Begleitgeräte</w:t>
+      </w:r>
+    </w:p>
+    <w:p>
+      <w:pPr>
+        <w:jc w:val="center"/>
+      </w:pPr>
+      <w:r>
+        <w:rPr>
+          <w:sz w:val="17"/>
+        </w:rPr>
+        <w:t>Vahrenwalder Straße 188 | 30165 Hannover | Telefon 0511 404918-0 | service@zeitpunkt-elektronik.de</w:t>
+      </w:r>
+    </w:p>
+    <w:p>
+      <w:pPr>
+        <w:pStyle w:val="Title"/>
+      </w:pPr>
+      <w:r>
+        <w:t>Technischer Prüf- und Annahmebericht MediPulse Watch S3</w:t>
+      </w:r>
+    </w:p>
+    <w:tbl>
+      <w:tblPr>
+        <w:tblStyle w:val="TableGrid"/>
+        <w:tblW w:type="auto" w:w="0"/>
+        <w:jc w:val="center"/>
+        <w:tblLayout w:type="fixed"/>
+        <w:tblLook w:firstColumn="1" w:firstRow="1" w:lastColumn="0" w:lastRow="0" w:noHBand="0" w:noVBand="1" w:val="04A0"/>
+      </w:tblPr>
+      <w:tblGrid>
+        <w:gridCol w:w="4762"/>
+        <w:gridCol w:w="4762"/>
+      </w:tblGrid>
+      <w:tr>
+        <w:trPr>
+          <w:cantSplit/>
+        </w:trPr>
+        <w:tc>
+          <w:tcPr>
+            <w:tcW w:type="dxa" w:w="2494"/>
+            <w:vAlign w:val="top"/>
+            <w:tcMar>
+              <w:top w:w="90" w:type="dxa"/>
+              <w:start w:w="90" w:type="dxa"/>
+              <w:bottom w:w="90" w:type="dxa"/>
+              <w:end w:w="90" w:type="dxa"/>
+            </w:tcMar>
+          </w:tcPr>
+          <w:p>
+            <w:r>
+              <w:rPr>
+                <w:rFonts w:ascii="Times New Roman" w:hAnsi="Times New Roman"/>
+                <w:b/>
+                <w:sz w:val="19"/>
+              </w:rPr>
+              <w:t>Auftraggeberin</w:t>
+            </w:r>
+          </w:p>
+        </w:tc>
+        <w:tc>
+          <w:tcPr>
+            <w:tcW w:type="dxa" w:w="6463"/>
+            <w:vAlign w:val="top"/>
+            <w:tcMar>
+              <w:top w:w="90" w:type="dxa"/>
+              <w:start w:w="90" w:type="dxa"/>
+              <w:bottom w:w="90" w:type="dxa"/>
+              <w:end w:w="90" w:type="dxa"/>
+            </w:tcMar>
+          </w:tcPr>
+          <w:p>
+            <w:r>
+              <w:rPr>
+                <w:rFonts w:ascii="Times New Roman" w:hAnsi="Times New Roman"/>
+                <w:sz w:val="19"/>
+              </w:rPr>
+              <w:t>Jana Weißkirchen, Sutelstraße 41, 30659 Hannover</w:t>
+            </w:r>
+          </w:p>
+        </w:tc>
+      </w:tr>
+      <w:tr>
+        <w:trPr>
+          <w:cantSplit/>
+        </w:trPr>
+        <w:tc>
+          <w:tcPr>
+            <w:tcW w:type="dxa" w:w="2494"/>
+            <w:vAlign w:val="top"/>
+            <w:tcMar>
+              <w:top w:w="90" w:type="dxa"/>
+              <w:start w:w="90" w:type="dxa"/>
+              <w:bottom w:w="90" w:type="dxa"/>
+              <w:end w:w="90" w:type="dxa"/>
+            </w:tcMar>
+          </w:tcPr>
+          <w:p>
+            <w:r>
+              <w:rPr>
+                <w:rFonts w:ascii="Times New Roman" w:hAnsi="Times New Roman"/>
+                <w:b/>
+                <w:sz w:val="19"/>
+              </w:rPr>
+              <w:t>Gerät</w:t>
+            </w:r>
+          </w:p>
+        </w:tc>
+        <w:tc>
+          <w:tcPr>
+            <w:tcW w:type="dxa" w:w="6463"/>
+            <w:vAlign w:val="top"/>
+            <w:tcMar>
+              <w:top w:w="90" w:type="dxa"/>
+              <w:start w:w="90" w:type="dxa"/>
+              <w:bottom w:w="90" w:type="dxa"/>
+              <w:end w:w="90" w:type="dxa"/>
+            </w:tcMar>
+          </w:tcPr>
+          <w:p>
+            <w:r>
+              <w:rPr>
+                <w:rFonts w:ascii="Times New Roman" w:hAnsi="Times New Roman"/>
+                <w:sz w:val="19"/>
+              </w:rPr>
+              <w:t>MediPulse Watch S3, Seriennummer MP-S3-26-044718</w:t>
+            </w:r>
+          </w:p>
+        </w:tc>
+      </w:tr>
+      <w:tr>
+        <w:trPr>
+          <w:cantSplit/>
+        </w:trPr>
+        <w:tc>
+          <w:tcPr>
+            <w:tcW w:type="dxa" w:w="2494"/>
+            <w:vAlign w:val="top"/>
+            <w:tcMar>
+              <w:top w:w="90" w:type="dxa"/>
+              <w:start w:w="90" w:type="dxa"/>
+              <w:bottom w:w="90" w:type="dxa"/>
+              <w:end w:w="90" w:type="dxa"/>
+            </w:tcMar>
+          </w:tcPr>
+          <w:p>
+            <w:r>
+              <w:rPr>
+                <w:rFonts w:ascii="Times New Roman" w:hAnsi="Times New Roman"/>
+                <w:b/>
+                <w:sz w:val="19"/>
+              </w:rPr>
+              <w:t>Eingang</w:t>
+            </w:r>
+          </w:p>
+        </w:tc>
+        <w:tc>
+          <w:tcPr>
+            <w:tcW w:type="dxa" w:w="6463"/>
+            <w:vAlign w:val="top"/>
+            <w:tcMar>
+              <w:top w:w="90" w:type="dxa"/>
+              <w:start w:w="90" w:type="dxa"/>
+              <w:bottom w:w="90" w:type="dxa"/>
+              <w:end w:w="90" w:type="dxa"/>
+            </w:tcMar>
+          </w:tcPr>
+          <w:p>
+            <w:r>
+              <w:rPr>
+                <w:rFonts w:ascii="Times New Roman" w:hAnsi="Times New Roman"/>
+                <w:sz w:val="19"/>
+              </w:rPr>
+              <w:t>8. Juli 2026, 16:42 Uhr; Annahme durch Selin Öztürk</w:t>
+            </w:r>
+          </w:p>
+        </w:tc>
+      </w:tr>
+      <w:tr>
+        <w:trPr>
+          <w:cantSplit/>
+        </w:trPr>
+        <w:tc>
+          <w:tcPr>
+            <w:tcW w:type="dxa" w:w="2494"/>
+            <w:vAlign w:val="top"/>
+            <w:tcMar>
+              <w:top w:w="90" w:type="dxa"/>
+              <w:start w:w="90" w:type="dxa"/>
+              <w:bottom w:w="90" w:type="dxa"/>
+              <w:end w:w="90" w:type="dxa"/>
+            </w:tcMar>
+          </w:tcPr>
+          <w:p>
+            <w:r>
+              <w:rPr>
+                <w:rFonts w:ascii="Times New Roman" w:hAnsi="Times New Roman"/>
+                <w:b/>
+                <w:sz w:val="19"/>
+              </w:rPr>
+              <w:t>Prüfzeit</w:t>
+            </w:r>
+          </w:p>
+        </w:tc>
+        <w:tc>
+          <w:tcPr>
+            <w:tcW w:type="dxa" w:w="6463"/>
+            <w:vAlign w:val="top"/>
+            <w:tcMar>
+              <w:top w:w="90" w:type="dxa"/>
+              <w:start w:w="90" w:type="dxa"/>
+              <w:bottom w:w="90" w:type="dxa"/>
+              <w:end w:w="90" w:type="dxa"/>
+            </w:tcMar>
+          </w:tcPr>
+          <w:p>
+            <w:r>
+              <w:rPr>
+                <w:rFonts w:ascii="Times New Roman" w:hAnsi="Times New Roman"/>
+                <w:sz w:val="19"/>
+              </w:rPr>
+              <w:t>9. Juli 2026, 10:18 Uhr bis 12:06 Uhr und 10. Juli 2026, 14:52 Uhr bis 16:11 Uhr</w:t>
+            </w:r>
+          </w:p>
+        </w:tc>
+      </w:tr>
+      <w:tr>
+        <w:trPr>
+          <w:cantSplit/>
+        </w:trPr>
+        <w:tc>
+          <w:tcPr>
+            <w:tcW w:type="dxa" w:w="2494"/>
+            <w:vAlign w:val="top"/>
+            <w:tcMar>
+              <w:top w:w="90" w:type="dxa"/>
+              <w:start w:w="90" w:type="dxa"/>
+              <w:bottom w:w="90" w:type="dxa"/>
+              <w:end w:w="90" w:type="dxa"/>
+            </w:tcMar>
+          </w:tcPr>
+          <w:p>
+            <w:r>
+              <w:rPr>
+                <w:rFonts w:ascii="Times New Roman" w:hAnsi="Times New Roman"/>
+                <w:b/>
+                <w:sz w:val="19"/>
+              </w:rPr>
+              <w:t>Software</w:t>
+            </w:r>
+          </w:p>
+        </w:tc>
+        <w:tc>
+          <w:tcPr>
+            <w:tcW w:type="dxa" w:w="6463"/>
+            <w:vAlign w:val="top"/>
+            <w:tcMar>
+              <w:top w:w="90" w:type="dxa"/>
+              <w:start w:w="90" w:type="dxa"/>
+              <w:bottom w:w="90" w:type="dxa"/>
+              <w:end w:w="90" w:type="dxa"/>
+            </w:tcMar>
+          </w:tcPr>
+          <w:p>
+            <w:r>
+              <w:rPr>
+                <w:rFonts w:ascii="Times New Roman" w:hAnsi="Times New Roman"/>
+                <w:sz w:val="19"/>
+              </w:rPr>
+              <w:t>Firmware 8.4.2; Mobilanwendung 6.12.1 auf Android 15</w:t>
+            </w:r>
+          </w:p>
+        </w:tc>
+      </w:tr>
+      <w:tr>
+        <w:trPr>
+          <w:cantSplit/>
+        </w:trPr>
+        <w:tc>
+          <w:tcPr>
+            <w:tcW w:type="dxa" w:w="2494"/>
+            <w:vAlign w:val="top"/>
+            <w:tcMar>
+              <w:top w:w="90" w:type="dxa"/>
+              <w:start w:w="90" w:type="dxa"/>
+              <w:bottom w:w="90" w:type="dxa"/>
+              <w:end w:w="90" w:type="dxa"/>
+            </w:tcMar>
+          </w:tcPr>
+          <w:p>
+            <w:r>
+              <w:rPr>
+                <w:rFonts w:ascii="Times New Roman" w:hAnsi="Times New Roman"/>
+                <w:b/>
+                <w:sz w:val="19"/>
+              </w:rPr>
+              <w:t>Zubehör</w:t>
+            </w:r>
+          </w:p>
+        </w:tc>
+        <w:tc>
+          <w:tcPr>
+            <w:tcW w:type="dxa" w:w="6463"/>
+            <w:vAlign w:val="top"/>
+            <w:tcMar>
+              <w:top w:w="90" w:type="dxa"/>
+              <w:start w:w="90" w:type="dxa"/>
+              <w:bottom w:w="90" w:type="dxa"/>
+              <w:end w:w="90" w:type="dxa"/>
+            </w:tcMar>
+          </w:tcPr>
+          <w:p>
+            <w:r>
+              <w:rPr>
+                <w:rFonts w:ascii="Times New Roman" w:hAnsi="Times New Roman"/>
+                <w:sz w:val="19"/>
+              </w:rPr>
+              <w:t>Ladekabel, Kaufbeleg, drei Ausdrucke früherer EKG-Berichte</w:t>
+            </w:r>
+          </w:p>
+        </w:tc>
+      </w:tr>
+    </w:tbl>
+    <w:p/>
+    <w:p>
+      <w:pPr>
+        <w:pStyle w:val="Heading1"/>
+      </w:pPr>
+      <w:r>
+        <w:t>1. Auftrag und Ausgangszustand</w:t>
       </w:r>
     </w:p>
     <w:p>
       <w:r>
-        <w:t>Der Servicebetrieb bestätigt: EKG-Funktion und Sturzerkennung nach Update instabil. Hardware zeigt keine eindeutige Beschädigung.</w:t>
+        <w:t>Das Gehäuse weist am unteren Bandanschluss eine oberflächliche Reibspur auf. Sensorfenster, Krone und Ladefläche sind unbeschädigt. Der Feuchtigkeitsindikator ist unverfärbt. Der Akku hielt im standardisierten Ruheversuch 19 Stunden und 34 Minuten. Ein Hardwarebruch war äußerlich und im zugänglichen Diagnosetest nicht erkennbar.</w:t>
       </w:r>
     </w:p>
     <w:p>
       <w:pPr>
-        <w:pStyle w:val="Heading2"/>
+        <w:pStyle w:val="Heading1"/>
       </w:pPr>
       <w:r>
-        <w:t>2. Einschränkung</w:t>
+        <w:t>2. Einzelmessungen und Ereignisse</w:t>
+      </w:r>
+    </w:p>
+    <w:tbl>
+      <w:tblPr>
+        <w:tblStyle w:val="TableGrid"/>
+        <w:tblW w:type="auto" w:w="0"/>
+        <w:jc w:val="center"/>
+        <w:tblLayout w:type="fixed"/>
+        <w:tblLook w:firstColumn="1" w:firstRow="1" w:lastColumn="0" w:lastRow="0" w:noHBand="0" w:noVBand="1" w:val="04A0"/>
+      </w:tblPr>
+      <w:tblGrid>
+        <w:gridCol w:w="3175"/>
+        <w:gridCol w:w="3175"/>
+        <w:gridCol w:w="3175"/>
+      </w:tblGrid>
+      <w:tr>
+        <w:trPr>
+          <w:tblHeader w:val="true"/>
+        </w:trPr>
+        <w:tc>
+          <w:tcPr>
+            <w:tcW w:type="dxa" w:w="1814"/>
+            <w:vAlign w:val="center"/>
+            <w:shd w:fill="DCE6EC"/>
+            <w:tcMar>
+              <w:top w:w="70" w:type="dxa"/>
+              <w:start w:w="70" w:type="dxa"/>
+              <w:bottom w:w="70" w:type="dxa"/>
+              <w:end w:w="70" w:type="dxa"/>
+            </w:tcMar>
+          </w:tcPr>
+          <w:p>
+            <w:r>
+              <w:rPr>
+                <w:rFonts w:ascii="Times New Roman" w:hAnsi="Times New Roman"/>
+                <w:b/>
+                <w:sz w:val="17"/>
+              </w:rPr>
+              <w:t>Zeitpunkt</w:t>
+            </w:r>
+          </w:p>
+        </w:tc>
+        <w:tc>
+          <w:tcPr>
+            <w:tcW w:type="dxa" w:w="2324"/>
+            <w:vAlign w:val="center"/>
+            <w:shd w:fill="DCE6EC"/>
+            <w:tcMar>
+              <w:top w:w="70" w:type="dxa"/>
+              <w:start w:w="70" w:type="dxa"/>
+              <w:bottom w:w="70" w:type="dxa"/>
+              <w:end w:w="70" w:type="dxa"/>
+            </w:tcMar>
+          </w:tcPr>
+          <w:p>
+            <w:r>
+              <w:rPr>
+                <w:rFonts w:ascii="Times New Roman" w:hAnsi="Times New Roman"/>
+                <w:b/>
+                <w:sz w:val="17"/>
+              </w:rPr>
+              <w:t>Prüfschritt</w:t>
+            </w:r>
+          </w:p>
+        </w:tc>
+        <w:tc>
+          <w:tcPr>
+            <w:tcW w:type="dxa" w:w="4819"/>
+            <w:vAlign w:val="center"/>
+            <w:shd w:fill="DCE6EC"/>
+            <w:tcMar>
+              <w:top w:w="70" w:type="dxa"/>
+              <w:start w:w="70" w:type="dxa"/>
+              <w:bottom w:w="70" w:type="dxa"/>
+              <w:end w:w="70" w:type="dxa"/>
+            </w:tcMar>
+          </w:tcPr>
+          <w:p>
+            <w:r>
+              <w:rPr>
+                <w:rFonts w:ascii="Times New Roman" w:hAnsi="Times New Roman"/>
+                <w:b/>
+                <w:sz w:val="17"/>
+              </w:rPr>
+              <w:t>Feststellung</w:t>
+            </w:r>
+          </w:p>
+        </w:tc>
+      </w:tr>
+      <w:tr>
+        <w:trPr>
+          <w:cantSplit/>
+        </w:trPr>
+        <w:tc>
+          <w:tcPr>
+            <w:tcW w:type="dxa" w:w="1814"/>
+            <w:vAlign w:val="top"/>
+            <w:tcMar>
+              <w:top w:w="70" w:type="dxa"/>
+              <w:start w:w="70" w:type="dxa"/>
+              <w:bottom w:w="70" w:type="dxa"/>
+              <w:end w:w="70" w:type="dxa"/>
+            </w:tcMar>
+          </w:tcPr>
+          <w:p>
+            <w:r>
+              <w:rPr>
+                <w:rFonts w:ascii="Times New Roman" w:hAnsi="Times New Roman"/>
+                <w:sz w:val="17"/>
+              </w:rPr>
+              <w:t>19.06.2026, 22:14</w:t>
+            </w:r>
+          </w:p>
+        </w:tc>
+        <w:tc>
+          <w:tcPr>
+            <w:tcW w:type="dxa" w:w="2324"/>
+            <w:vAlign w:val="top"/>
+            <w:tcMar>
+              <w:top w:w="70" w:type="dxa"/>
+              <w:start w:w="70" w:type="dxa"/>
+              <w:bottom w:w="70" w:type="dxa"/>
+              <w:end w:w="70" w:type="dxa"/>
+            </w:tcMar>
+          </w:tcPr>
+          <w:p>
+            <w:r>
+              <w:rPr>
+                <w:rFonts w:ascii="Times New Roman" w:hAnsi="Times New Roman"/>
+                <w:sz w:val="17"/>
+              </w:rPr>
+              <w:t>Aktualisierung</w:t>
+            </w:r>
+          </w:p>
+        </w:tc>
+        <w:tc>
+          <w:tcPr>
+            <w:tcW w:type="dxa" w:w="4819"/>
+            <w:vAlign w:val="top"/>
+            <w:tcMar>
+              <w:top w:w="70" w:type="dxa"/>
+              <w:start w:w="70" w:type="dxa"/>
+              <w:bottom w:w="70" w:type="dxa"/>
+              <w:end w:w="70" w:type="dxa"/>
+            </w:tcMar>
+          </w:tcPr>
+          <w:p>
+            <w:r>
+              <w:rPr>
+                <w:rFonts w:ascii="Times New Roman" w:hAnsi="Times New Roman"/>
+                <w:sz w:val="17"/>
+              </w:rPr>
+              <w:t>Firmware 8.4.2 als erfolgreich gemeldet; WLAN-Verbindung vorhanden</w:t>
+            </w:r>
+          </w:p>
+        </w:tc>
+      </w:tr>
+      <w:tr>
+        <w:trPr>
+          <w:cantSplit/>
+        </w:trPr>
+        <w:tc>
+          <w:tcPr>
+            <w:tcW w:type="dxa" w:w="1814"/>
+            <w:vAlign w:val="top"/>
+            <w:tcMar>
+              <w:top w:w="70" w:type="dxa"/>
+              <w:start w:w="70" w:type="dxa"/>
+              <w:bottom w:w="70" w:type="dxa"/>
+              <w:end w:w="70" w:type="dxa"/>
+            </w:tcMar>
+          </w:tcPr>
+          <w:p>
+            <w:r>
+              <w:rPr>
+                <w:rFonts w:ascii="Times New Roman" w:hAnsi="Times New Roman"/>
+                <w:sz w:val="17"/>
+              </w:rPr>
+              <w:t>21.06.2026, 07:42</w:t>
+            </w:r>
+          </w:p>
+        </w:tc>
+        <w:tc>
+          <w:tcPr>
+            <w:tcW w:type="dxa" w:w="2324"/>
+            <w:vAlign w:val="top"/>
+            <w:tcMar>
+              <w:top w:w="70" w:type="dxa"/>
+              <w:start w:w="70" w:type="dxa"/>
+              <w:bottom w:w="70" w:type="dxa"/>
+              <w:end w:w="70" w:type="dxa"/>
+            </w:tcMar>
+          </w:tcPr>
+          <w:p>
+            <w:r>
+              <w:rPr>
+                <w:rFonts w:ascii="Times New Roman" w:hAnsi="Times New Roman"/>
+                <w:sz w:val="17"/>
+              </w:rPr>
+              <w:t>EKG</w:t>
+            </w:r>
+          </w:p>
+        </w:tc>
+        <w:tc>
+          <w:tcPr>
+            <w:tcW w:type="dxa" w:w="4819"/>
+            <w:vAlign w:val="top"/>
+            <w:tcMar>
+              <w:top w:w="70" w:type="dxa"/>
+              <w:start w:w="70" w:type="dxa"/>
+              <w:bottom w:w="70" w:type="dxa"/>
+              <w:end w:w="70" w:type="dxa"/>
+            </w:tcMar>
+          </w:tcPr>
+          <w:p>
+            <w:r>
+              <w:rPr>
+                <w:rFonts w:ascii="Times New Roman" w:hAnsi="Times New Roman"/>
+                <w:sz w:val="17"/>
+              </w:rPr>
+              <w:t>Messung zweimal mit Fehler 17 beendet; keine PDF-Datei erzeugt</w:t>
+            </w:r>
+          </w:p>
+        </w:tc>
+      </w:tr>
+      <w:tr>
+        <w:trPr>
+          <w:cantSplit/>
+        </w:trPr>
+        <w:tc>
+          <w:tcPr>
+            <w:tcW w:type="dxa" w:w="1814"/>
+            <w:vAlign w:val="top"/>
+            <w:tcMar>
+              <w:top w:w="70" w:type="dxa"/>
+              <w:start w:w="70" w:type="dxa"/>
+              <w:bottom w:w="70" w:type="dxa"/>
+              <w:end w:w="70" w:type="dxa"/>
+            </w:tcMar>
+          </w:tcPr>
+          <w:p>
+            <w:r>
+              <w:rPr>
+                <w:rFonts w:ascii="Times New Roman" w:hAnsi="Times New Roman"/>
+                <w:sz w:val="17"/>
+              </w:rPr>
+              <w:t>24.06.2026, 18:05</w:t>
+            </w:r>
+          </w:p>
+        </w:tc>
+        <w:tc>
+          <w:tcPr>
+            <w:tcW w:type="dxa" w:w="2324"/>
+            <w:vAlign w:val="top"/>
+            <w:tcMar>
+              <w:top w:w="70" w:type="dxa"/>
+              <w:start w:w="70" w:type="dxa"/>
+              <w:bottom w:w="70" w:type="dxa"/>
+              <w:end w:w="70" w:type="dxa"/>
+            </w:tcMar>
+          </w:tcPr>
+          <w:p>
+            <w:r>
+              <w:rPr>
+                <w:rFonts w:ascii="Times New Roman" w:hAnsi="Times New Roman"/>
+                <w:sz w:val="17"/>
+              </w:rPr>
+              <w:t>Sturzerkennung</w:t>
+            </w:r>
+          </w:p>
+        </w:tc>
+        <w:tc>
+          <w:tcPr>
+            <w:tcW w:type="dxa" w:w="4819"/>
+            <w:vAlign w:val="top"/>
+            <w:tcMar>
+              <w:top w:w="70" w:type="dxa"/>
+              <w:start w:w="70" w:type="dxa"/>
+              <w:bottom w:w="70" w:type="dxa"/>
+              <w:end w:w="70" w:type="dxa"/>
+            </w:tcMar>
+          </w:tcPr>
+          <w:p>
+            <w:r>
+              <w:rPr>
+                <w:rFonts w:ascii="Times New Roman" w:hAnsi="Times New Roman"/>
+                <w:sz w:val="17"/>
+              </w:rPr>
+              <w:t>Lokaler Alarm gespeichert; Notfallkontakt erhielt keine Nachricht</w:t>
+            </w:r>
+          </w:p>
+        </w:tc>
+      </w:tr>
+      <w:tr>
+        <w:trPr>
+          <w:cantSplit/>
+        </w:trPr>
+        <w:tc>
+          <w:tcPr>
+            <w:tcW w:type="dxa" w:w="1814"/>
+            <w:vAlign w:val="top"/>
+            <w:tcMar>
+              <w:top w:w="70" w:type="dxa"/>
+              <w:start w:w="70" w:type="dxa"/>
+              <w:bottom w:w="70" w:type="dxa"/>
+              <w:end w:w="70" w:type="dxa"/>
+            </w:tcMar>
+          </w:tcPr>
+          <w:p>
+            <w:r>
+              <w:rPr>
+                <w:rFonts w:ascii="Times New Roman" w:hAnsi="Times New Roman"/>
+                <w:sz w:val="17"/>
+              </w:rPr>
+              <w:t>09.07.2026, 10:31</w:t>
+            </w:r>
+          </w:p>
+        </w:tc>
+        <w:tc>
+          <w:tcPr>
+            <w:tcW w:type="dxa" w:w="2324"/>
+            <w:vAlign w:val="top"/>
+            <w:tcMar>
+              <w:top w:w="70" w:type="dxa"/>
+              <w:start w:w="70" w:type="dxa"/>
+              <w:bottom w:w="70" w:type="dxa"/>
+              <w:end w:w="70" w:type="dxa"/>
+            </w:tcMar>
+          </w:tcPr>
+          <w:p>
+            <w:r>
+              <w:rPr>
+                <w:rFonts w:ascii="Times New Roman" w:hAnsi="Times New Roman"/>
+                <w:sz w:val="17"/>
+              </w:rPr>
+              <w:t>Pulstest</w:t>
+            </w:r>
+          </w:p>
+        </w:tc>
+        <w:tc>
+          <w:tcPr>
+            <w:tcW w:type="dxa" w:w="4819"/>
+            <w:vAlign w:val="top"/>
+            <w:tcMar>
+              <w:top w:w="70" w:type="dxa"/>
+              <w:start w:w="70" w:type="dxa"/>
+              <w:bottom w:w="70" w:type="dxa"/>
+              <w:end w:w="70" w:type="dxa"/>
+            </w:tcMar>
+          </w:tcPr>
+          <w:p>
+            <w:r>
+              <w:rPr>
+                <w:rFonts w:ascii="Times New Roman" w:hAnsi="Times New Roman"/>
+                <w:sz w:val="17"/>
+              </w:rPr>
+              <w:t>Gerät 63 pro Minute, Referenzgerät 72, manuelle Messung 74</w:t>
+            </w:r>
+          </w:p>
+        </w:tc>
+      </w:tr>
+      <w:tr>
+        <w:trPr>
+          <w:cantSplit/>
+        </w:trPr>
+        <w:tc>
+          <w:tcPr>
+            <w:tcW w:type="dxa" w:w="1814"/>
+            <w:vAlign w:val="top"/>
+            <w:tcMar>
+              <w:top w:w="70" w:type="dxa"/>
+              <w:start w:w="70" w:type="dxa"/>
+              <w:bottom w:w="70" w:type="dxa"/>
+              <w:end w:w="70" w:type="dxa"/>
+            </w:tcMar>
+          </w:tcPr>
+          <w:p>
+            <w:r>
+              <w:rPr>
+                <w:rFonts w:ascii="Times New Roman" w:hAnsi="Times New Roman"/>
+                <w:sz w:val="17"/>
+              </w:rPr>
+              <w:t>10.07.2026, 15:18</w:t>
+            </w:r>
+          </w:p>
+        </w:tc>
+        <w:tc>
+          <w:tcPr>
+            <w:tcW w:type="dxa" w:w="2324"/>
+            <w:vAlign w:val="top"/>
+            <w:tcMar>
+              <w:top w:w="70" w:type="dxa"/>
+              <w:start w:w="70" w:type="dxa"/>
+              <w:bottom w:w="70" w:type="dxa"/>
+              <w:end w:w="70" w:type="dxa"/>
+            </w:tcMar>
+          </w:tcPr>
+          <w:p>
+            <w:r>
+              <w:rPr>
+                <w:rFonts w:ascii="Times New Roman" w:hAnsi="Times New Roman"/>
+                <w:sz w:val="17"/>
+              </w:rPr>
+              <w:t>Export</w:t>
+            </w:r>
+          </w:p>
+        </w:tc>
+        <w:tc>
+          <w:tcPr>
+            <w:tcW w:type="dxa" w:w="4819"/>
+            <w:vAlign w:val="top"/>
+            <w:tcMar>
+              <w:top w:w="70" w:type="dxa"/>
+              <w:start w:w="70" w:type="dxa"/>
+              <w:bottom w:w="70" w:type="dxa"/>
+              <w:end w:w="70" w:type="dxa"/>
+            </w:tcMar>
+          </w:tcPr>
+          <w:p>
+            <w:r>
+              <w:rPr>
+                <w:rFonts w:ascii="Times New Roman" w:hAnsi="Times New Roman"/>
+                <w:sz w:val="17"/>
+              </w:rPr>
+              <w:t>Lokale EKG-Aufzeichnung möglich; PDF-Ausgabe verlangt Plus-Tarif</w:t>
+            </w:r>
+          </w:p>
+        </w:tc>
+      </w:tr>
+    </w:tbl>
+    <w:p/>
+    <w:p>
+      <w:pPr>
+        <w:pStyle w:val="Heading1"/>
+      </w:pPr>
+      <w:r>
+        <w:t>3. Grenzen der Prüfung</w:t>
       </w:r>
     </w:p>
     <w:p>
       <w:r>
-        <w:t>Diagnose-Token, Serverlog oder Herstellerkonto wurden nicht bereitgestellt. Vollständige Ursachenklärung bleibt offen.</w:t>
+        <w:t>Der Werkstatt stand weder ein Hersteller-Servicekonto noch der serverseitige Ereignisverlauf zur Verfügung. Die Cloudübertragung und die Ursache des geänderten Tarifhinweises konnten deshalb nicht abschließend geprüft werden. Das Gerät wurde nicht zurückgesetzt und nicht erneut aktualisiert, um den vorgefundenen Zustand zu erhalten.</w:t>
+      </w:r>
+    </w:p>
+    <w:p>
+      <w:pPr>
+        <w:pStyle w:val="Heading1"/>
+      </w:pPr>
+      <w:r>
+        <w:t>4. Rückgabe und Anlagen</w:t>
+      </w:r>
+    </w:p>
+    <w:p>
+      <w:r>
+        <w:t>Das Gerät wurde am 11. Juli 2026 um 09:26 Uhr mit Siegel ZES-1844-3 an die Auftraggeberin zurückgegeben. Der Diagnoseexport und das Messblatt liegen als gesonderte Dateien bei. Es wurden keine Bauteile ausgetauscht.</w:t>
+      </w:r>
+    </w:p>
+    <w:p>
+      <w:r>
+        <w:t>Mit freundlichen Grüßen</w:t>
+      </w:r>
+    </w:p>
+    <w:p>
+      <w:r>
+        <w:t>Svenja Maßberg</w:t>
+        <w:br/>
+        <w:t>Werkstattleitung</w:t>
       </w:r>
     </w:p>
     <w:sectPr>
-      <w:pgSz w:w="12240" w:h="15840"/>
-      <w:pgMar w:top="1440" w:right="1800" w:bottom="1440" w:left="1800" w:header="720" w:footer="720" w:gutter="0"/>
+      <w:footerReference w:type="default" r:id="rId9"/>
+      <w:pgSz w:w="11906" w:h="16838"/>
+      <w:pgMar w:top="709" w:right="1134" w:bottom="709" w:left="1247" w:header="720" w:footer="720" w:gutter="0"/>
       <w:cols w:space="720"/>
       <w:docGrid w:linePitch="360"/>
     </w:sectPr>
   </w:body>
 </w:document>
+</file>
+
+<file path=word/footer1.xml><?xml version="1.0" encoding="utf-8"?>
+<w:ftr xmlns:m="http://schemas.openxmlformats.org/officeDocument/2006/math" xmlns:mc="http://schemas.openxmlformats.org/markup-compatibility/2006" xmlns:mo="http://schemas.microsoft.com/office/mac/office/2008/main" xmlns:mv="urn:schemas-microsoft-com:mac:vml" xmlns:o="urn:schemas-microsoft-com:office:office" xmlns:r="http://schemas.openxmlformats.org/officeDocument/2006/relationships" xmlns:v="urn:schemas-microsoft-com:vml" xmlns:w10="urn:schemas-microsoft-com:office:word" xmlns:w14="http://schemas.microsoft.com/office/word/2010/wordml" xmlns:w="http://schemas.openxmlformats.org/wordprocessingml/2006/main" xmlns:wne="http://schemas.microsoft.com/office/word/2006/wordml" xmlns:wp14="http://schemas.microsoft.com/office/word/2010/wordprocessingDrawing" xmlns:wp="http://schemas.openxmlformats.org/drawingml/2006/wordprocessingDrawing" xmlns:wpc="http://schemas.microsoft.com/office/word/2010/wordprocessingCanvas" xmlns:wpg="http://schemas.microsoft.com/office/word/2010/wordprocessingGroup" xmlns:wpi="http://schemas.microsoft.com/office/word/2010/wordprocessingInk" xmlns:wps="http://schemas.microsoft.com/office/word/2010/wordprocessingShape" mc:Ignorable="w14 wp14">
+  <w:p>
+    <w:pPr>
+      <w:pStyle w:val="Footer"/>
+      <w:jc w:val="center"/>
+    </w:pPr>
+    <w:r>
+      <w:rPr>
+        <w:rFonts w:ascii="Times New Roman" w:hAnsi="Times New Roman"/>
+        <w:color w:val="5F5F5F"/>
+        <w:sz w:val="16"/>
+      </w:rPr>
+      <w:t xml:space="preserve">Auftrag ZES 26-1844 | MediPulse Watch S3 | </w:t>
+    </w:r>
+    <w:r>
+      <w:rPr>
+        <w:rFonts w:ascii="Times New Roman" w:hAnsi="Times New Roman"/>
+        <w:color w:val="5F5F5F"/>
+        <w:sz w:val="16"/>
+      </w:rPr>
+      <w:t xml:space="preserve">Seite </w:t>
+    </w:r>
+    <w:r>
+      <w:rPr>
+        <w:rFonts w:ascii="Times New Roman" w:hAnsi="Times New Roman"/>
+        <w:color w:val="5F5F5F"/>
+        <w:sz w:val="16"/>
+      </w:rPr>
+      <w:fldChar w:fldCharType="begin"/>
+      <w:instrText xml:space="preserve"> PAGE </w:instrText>
+      <w:fldChar w:fldCharType="end"/>
+    </w:r>
+  </w:p>
+</w:ftr>
 </file>
 
 <file path=word/numbering.xml><?xml version="1.0" encoding="utf-8"?>
@@ -409,9 +1246,12 @@
     <w:name w:val="Normal"/>
     <w:qFormat/>
     <w:rsid w:val="00FC693F"/>
+    <w:pPr>
+      <w:spacing w:after="60" w:line="240" w:lineRule="auto"/>
+    </w:pPr>
     <w:rPr>
       <w:rFonts w:ascii="Times New Roman" w:hAnsi="Times New Roman"/>
-      <w:sz w:val="22"/>
+      <w:sz w:val="20"/>
     </w:rPr>
   </w:style>
   <w:style w:type="paragraph" w:styleId="Header">
@@ -469,15 +1309,15 @@
     <w:pPr>
       <w:keepNext/>
       <w:keepLines/>
-      <w:spacing w:before="480" w:after="0"/>
+      <w:spacing w:before="100" w:after="40"/>
       <w:outlineLvl w:val="0"/>
     </w:pPr>
     <w:rPr>
       <w:rFonts w:asciiTheme="majorHAnsi" w:eastAsiaTheme="majorEastAsia" w:hAnsiTheme="majorHAnsi" w:cstheme="majorBidi" w:ascii="Times New Roman" w:hAnsi="Times New Roman"/>
       <w:b/>
       <w:bCs/>
-      <w:color w:val="365F91" w:themeColor="accent1" w:themeShade="BF"/>
-      <w:sz w:val="26"/>
+      <w:color w:val="23364D"/>
+      <w:sz w:val="23"/>
       <w:szCs w:val="28"/>
     </w:rPr>
   </w:style>
@@ -493,15 +1333,15 @@
     <w:pPr>
       <w:keepNext/>
       <w:keepLines/>
-      <w:spacing w:before="200" w:after="0"/>
+      <w:spacing w:before="180" w:after="80"/>
       <w:outlineLvl w:val="1"/>
     </w:pPr>
     <w:rPr>
       <w:rFonts w:asciiTheme="majorHAnsi" w:eastAsiaTheme="majorEastAsia" w:hAnsiTheme="majorHAnsi" w:cstheme="majorBidi" w:ascii="Times New Roman" w:hAnsi="Times New Roman"/>
       <w:b/>
       <w:bCs/>
-      <w:color w:val="4F81BD" w:themeColor="accent1"/>
-      <w:sz w:val="24"/>
+      <w:color w:val="23364D"/>
+      <w:sz w:val="23"/>
       <w:szCs w:val="26"/>
     </w:rPr>
   </w:style>
@@ -521,11 +1361,10 @@
       <w:outlineLvl w:val="2"/>
     </w:pPr>
     <w:rPr>
-      <w:rFonts w:asciiTheme="majorHAnsi" w:eastAsiaTheme="majorEastAsia" w:hAnsiTheme="majorHAnsi" w:cstheme="majorBidi" w:ascii="Times New Roman" w:hAnsi="Times New Roman"/>
+      <w:rFonts w:asciiTheme="majorHAnsi" w:eastAsiaTheme="majorEastAsia" w:hAnsiTheme="majorHAnsi" w:cstheme="majorBidi"/>
       <w:b/>
       <w:bCs/>
       <w:color w:val="4F81BD" w:themeColor="accent1"/>
-      <w:sz w:val="24"/>
     </w:rPr>
   </w:style>
   <w:style w:type="paragraph" w:styleId="Heading4">
@@ -759,15 +1598,16 @@
       <w:pBdr>
         <w:bottom w:val="single" w:sz="8" w:space="4" w:color="4F81BD" w:themeColor="accent1"/>
       </w:pBdr>
-      <w:spacing w:after="300" w:line="240" w:lineRule="auto"/>
+      <w:spacing w:after="80" w:line="240" w:lineRule="auto" w:before="180"/>
       <w:contextualSpacing/>
     </w:pPr>
     <w:rPr>
-      <w:rFonts w:asciiTheme="majorHAnsi" w:eastAsiaTheme="majorEastAsia" w:hAnsiTheme="majorHAnsi" w:cstheme="majorBidi"/>
-      <w:color w:val="17365D" w:themeColor="text2" w:themeShade="BF"/>
+      <w:rFonts w:asciiTheme="majorHAnsi" w:eastAsiaTheme="majorEastAsia" w:hAnsiTheme="majorHAnsi" w:cstheme="majorBidi" w:ascii="Times New Roman" w:hAnsi="Times New Roman"/>
+      <w:b/>
+      <w:color w:val="23364D"/>
       <w:spacing w:val="5"/>
       <w:kern w:val="28"/>
-      <w:sz w:val="52"/>
+      <w:sz w:val="28"/>
       <w:szCs w:val="52"/>
     </w:rPr>
   </w:style>
